--- a/docs/sweetpotato/sweetpotato-sop-es.docx
+++ b/docs/sweetpotato/sweetpotato-sop-es.docx
@@ -7,7 +7,127 @@
         <w:pStyle w:val="Title"/>
       </w:pPr>
       <w:r>
-        <w:t xml:space="preserve">NA:</w:t>
+        <w:t xml:space="preserve">Procedimientos</w:t>
+      </w:r>
+      <w:r>
+        <w:t xml:space="preserve"> </w:t>
+      </w:r>
+      <w:r>
+        <w:t xml:space="preserve">operativos</w:t>
+      </w:r>
+      <w:r>
+        <w:t xml:space="preserve"> </w:t>
+      </w:r>
+      <w:r>
+        <w:t xml:space="preserve">estandarizados</w:t>
+      </w:r>
+      <w:r>
+        <w:t xml:space="preserve"> </w:t>
+      </w:r>
+      <w:r>
+        <w:t xml:space="preserve">para</w:t>
+      </w:r>
+      <w:r>
+        <w:t xml:space="preserve"> </w:t>
+      </w:r>
+      <w:r>
+        <w:t xml:space="preserve">la</w:t>
+      </w:r>
+      <w:r>
+        <w:t xml:space="preserve"> </w:t>
+      </w:r>
+      <w:r>
+        <w:t xml:space="preserve">implementación</w:t>
+      </w:r>
+      <w:r>
+        <w:t xml:space="preserve"> </w:t>
+      </w:r>
+      <w:r>
+        <w:t xml:space="preserve">en</w:t>
+      </w:r>
+      <w:r>
+        <w:t xml:space="preserve"> </w:t>
+      </w:r>
+      <w:r>
+        <w:t xml:space="preserve">campo</w:t>
+      </w:r>
+      <w:r>
+        <w:t xml:space="preserve"> </w:t>
+      </w:r>
+      <w:r>
+        <w:t xml:space="preserve">y</w:t>
+      </w:r>
+      <w:r>
+        <w:t xml:space="preserve"> </w:t>
+      </w:r>
+      <w:r>
+        <w:t xml:space="preserve">la</w:t>
+      </w:r>
+      <w:r>
+        <w:t xml:space="preserve"> </w:t>
+      </w:r>
+      <w:r>
+        <w:t xml:space="preserve">recolección</w:t>
+      </w:r>
+      <w:r>
+        <w:t xml:space="preserve"> </w:t>
+      </w:r>
+      <w:r>
+        <w:t xml:space="preserve">de</w:t>
+      </w:r>
+      <w:r>
+        <w:t xml:space="preserve"> </w:t>
+      </w:r>
+      <w:r>
+        <w:t xml:space="preserve">datos</w:t>
+      </w:r>
+      <w:r>
+        <w:t xml:space="preserve"> </w:t>
+      </w:r>
+      <w:r>
+        <w:t xml:space="preserve">de</w:t>
+      </w:r>
+      <w:r>
+        <w:t xml:space="preserve"> </w:t>
+      </w:r>
+      <w:r>
+        <w:t xml:space="preserve">ensayos</w:t>
+      </w:r>
+      <w:r>
+        <w:t xml:space="preserve"> </w:t>
+      </w:r>
+      <w:r>
+        <w:t xml:space="preserve">en</w:t>
+      </w:r>
+      <w:r>
+        <w:t xml:space="preserve"> </w:t>
+      </w:r>
+      <w:r>
+        <w:t xml:space="preserve">finca</w:t>
+      </w:r>
+      <w:r>
+        <w:t xml:space="preserve"> </w:t>
+      </w:r>
+      <w:r>
+        <w:t xml:space="preserve">utilizando</w:t>
+      </w:r>
+      <w:r>
+        <w:t xml:space="preserve"> </w:t>
+      </w:r>
+      <w:r>
+        <w:t xml:space="preserve">el</w:t>
+      </w:r>
+      <w:r>
+        <w:t xml:space="preserve"> </w:t>
+      </w:r>
+      <w:r>
+        <w:t xml:space="preserve">enfoque</w:t>
+      </w:r>
+      <w:r>
+        <w:t xml:space="preserve"> </w:t>
+      </w:r>
+      <w:r>
+        <w:t xml:space="preserve">tricot:</w:t>
       </w:r>
       <w:r>
         <w:t xml:space="preserve"> </w:t>
@@ -25,7 +145,7 @@
           <w:b/>
           <w:bCs/>
         </w:rPr>
-        <w:t xml:space="preserve">NA:</w:t>
+        <w:t xml:space="preserve">Versión:</w:t>
       </w:r>
       <w:r>
         <w:t xml:space="preserve"> </w:t>
@@ -43,7 +163,7 @@
           <w:b/>
           <w:bCs/>
         </w:rPr>
-        <w:t xml:space="preserve">NA:</w:t>
+        <w:t xml:space="preserve">Cultivo:</w:t>
       </w:r>
       <w:r>
         <w:t xml:space="preserve"> </w:t>
@@ -61,7 +181,7 @@
           <w:b/>
           <w:bCs/>
         </w:rPr>
-        <w:t xml:space="preserve">NA:</w:t>
+        <w:t xml:space="preserve">Nombre científico:</w:t>
       </w:r>
       <w:r>
         <w:t xml:space="preserve"> </w:t>
@@ -89,7 +209,7 @@
           <w:b/>
           <w:bCs/>
         </w:rPr>
-        <w:t xml:space="preserve">NA:</w:t>
+        <w:t xml:space="preserve">Autores:</w:t>
       </w:r>
       <w:r>
         <w:t xml:space="preserve"> </w:t>
@@ -107,7 +227,7 @@
           <w:b/>
           <w:bCs/>
         </w:rPr>
-        <w:t xml:space="preserve">NA:</w:t>
+        <w:t xml:space="preserve">Instituciones:</w:t>
       </w:r>
       <w:r>
         <w:t xml:space="preserve"> </w:t>
@@ -125,13 +245,13 @@
           <w:b/>
           <w:bCs/>
         </w:rPr>
-        <w:t xml:space="preserve">NA:</w:t>
+        <w:t xml:space="preserve">Características evaluadas:</w:t>
       </w:r>
       <w:r>
         <w:t xml:space="preserve"> </w:t>
       </w:r>
       <w:r>
-        <w:t xml:space="preserve">Plant establishment, Virus symptoms, Vigor, Tolerancia a sequía, Plagas y enfermedades, Rendimiento, Commercial yield, Root size, Root shape, Root skin color, Weevil resistance, Millipede resistance, Comercialización, Overall preference, General vs. local, Sabor, Textura después de la cocción</w:t>
+        <w:t xml:space="preserve">Establecimiento de las plantas, Síntomas de virus, Vigor, Tolerancia a sequía, Plagas y enfermedades, Rendimiento, Commercial yield, Root size, Root shape, Root skin color, Weevil resistance, Millipede resistance, Comercialización, Overall preference, General vs. local, Sabor, Textura después de la cocción</w:t>
       </w:r>
     </w:p>
     <w:p>
@@ -143,7 +263,7 @@
           <w:b/>
           <w:bCs/>
         </w:rPr>
-        <w:t xml:space="preserve">NA:</w:t>
+        <w:t xml:space="preserve">Momentos de recolección de datos:</w:t>
       </w:r>
       <w:r>
         <w:t xml:space="preserve"> </w:t>
@@ -161,13 +281,13 @@
           <w:b/>
           <w:bCs/>
         </w:rPr>
-        <w:t xml:space="preserve">NA:</w:t>
+        <w:t xml:space="preserve">Este documento también está disponible en:</w:t>
       </w:r>
       <w:r>
         <w:t xml:space="preserve"> </w:t>
       </w:r>
       <w:r>
-        <w:t xml:space="preserve">EN, PT, FR</w:t>
+        <w:t xml:space="preserve">EN, PT, FR, SW</w:t>
       </w:r>
     </w:p>
     <w:p>
@@ -198,54 +318,205 @@
         <w:br w:type="page"/>
       </w:r>
     </w:p>
-    <w:bookmarkStart w:id="21" w:name="section"/>
+    <w:bookmarkStart w:id="23" w:name="introducción"/>
     <w:p>
       <w:pPr>
         <w:pStyle w:val="Heading1"/>
       </w:pPr>
+      <w:r>
+        <w:t xml:space="preserve">Introducción</w:t>
+      </w:r>
     </w:p>
-    <w:bookmarkEnd w:id="21"/>
-    <w:bookmarkStart w:id="22" w:name="section-1"/>
     <w:p>
       <w:pPr>
-        <w:pStyle w:val="Heading1"/>
-      </w:pPr>
-    </w:p>
-    <w:bookmarkEnd w:id="22"/>
-    <w:bookmarkStart w:id="23" w:name="section-2"/>
-    <w:p>
-      <w:pPr>
-        <w:pStyle w:val="Heading1"/>
-      </w:pPr>
+        <w:pStyle w:val="FirstParagraph"/>
+      </w:pPr>
+      <w:r>
+        <w:t xml:space="preserve">Este documento proporciona una visión general completa de los datos que se recopilarán durante un ensayo participativo en finca de camote, implementado mediante el enfoque tricot y diseñado en la plataforma ClimMob (</w:t>
+      </w:r>
+      <w:hyperlink r:id="rId21">
+        <w:r>
+          <w:rPr>
+            <w:rStyle w:val="Hyperlink"/>
+          </w:rPr>
+          <w:t xml:space="preserve">https://climmob.net</w:t>
+        </w:r>
+      </w:hyperlink>
+      <w:r>
+        <w:t xml:space="preserve">). El protocolo describe los principales puntos de recolección de datos a lo largo del ensayo, incluyendo las variables y características que se recopilarán en cada etapa de desarrollo del cultivo. Los agricultores evalúan las variedades en sus ensayos en finca y proporcionan observaciones comparativas clasificando las variedades según su desempeño relativo durante su crecimiento y sus cualidades poscosecha. Una descripción más detallada de los pasos necesarios para desarrollar un ensayo participativo en finca utilizando el enfoque tricot está disponible en</w:t>
+      </w:r>
+      <w:r>
+        <w:t xml:space="preserve"> </w:t>
+      </w:r>
+      <w:hyperlink r:id="rId22">
+        <w:r>
+          <w:rPr>
+            <w:rStyle w:val="Hyperlink"/>
+          </w:rPr>
+          <w:t xml:space="preserve">https://learn.climmob.net</w:t>
+        </w:r>
+      </w:hyperlink>
+      <w:r>
+        <w:t xml:space="preserve">.</w:t>
+      </w:r>
     </w:p>
     <w:bookmarkEnd w:id="23"/>
-    <w:bookmarkStart w:id="27" w:name="section-3"/>
+    <w:bookmarkStart w:id="24" w:name="alcance"/>
     <w:p>
       <w:pPr>
         <w:pStyle w:val="Heading1"/>
       </w:pPr>
+      <w:r>
+        <w:t xml:space="preserve">Alcance</w:t>
+      </w:r>
     </w:p>
     <w:p>
       <w:pPr>
         <w:pStyle w:val="FirstParagraph"/>
+      </w:pPr>
+      <w:r>
+        <w:rPr>
+          <w:b/>
+          <w:bCs/>
+        </w:rPr>
+        <w:t xml:space="preserve">Cobertura:</w:t>
+      </w:r>
+      <w:r>
+        <w:t xml:space="preserve"> </w:t>
+      </w:r>
+      <w:r>
+        <w:t xml:space="preserve">Este SOP describe los procedimientos y estándares para implementar ensayos participativos descentralizados en finca utilizando el enfoque tricot. Incluye el diseño de evaluación, la documentación, el monitoreo y la gestión de datos de los ensayos tricot. El SOP proporciona orientación sobre la configuración de encuestas digitales, la recolección de datos, los estándares de metadatos y los procedimientos básicos de aseguramiento de la calidad para apoyar la generación de datos FAIR. Este SOP tiene como objetivo apoyar una implementación estandarizada de los ensayos tricot, permitiendo al mismo tiempo su adaptación a cultivos, sistemas agrícolas, idiomas y contextos institucionales locales.</w:t>
+      </w:r>
+    </w:p>
+    <w:p>
+      <w:pPr>
+        <w:pStyle w:val="BodyText"/>
+      </w:pPr>
+      <w:r>
+        <w:rPr>
+          <w:b/>
+          <w:bCs/>
+        </w:rPr>
+        <w:t xml:space="preserve">Exclusiones:</w:t>
+      </w:r>
+      <w:r>
+        <w:t xml:space="preserve"> </w:t>
+      </w:r>
+      <w:r>
+        <w:t xml:space="preserve">Este SOP no cubre la selección de genotipos, la selección de participantes, los análisis estadísticos avanzados, los procesos de toma de decisiones en mejoramiento genético, los procedimientos de análisis de laboratorio, ni los protocolos de multiplicación y certificación de semillas. Los procedimientos específicos relacionados con análisis genómicos, modelación climática, regulaciones para el transporte de semillas o fenotipado de laboratorio deben abordarse en SOPs separados cuando corresponda.</w:t>
+      </w:r>
+    </w:p>
+    <w:p>
+      <w:pPr>
+        <w:pStyle w:val="BodyText"/>
+      </w:pPr>
+      <w:r>
+        <w:rPr>
+          <w:b/>
+          <w:bCs/>
+        </w:rPr>
+        <w:t xml:space="preserve">Público objetivo:</w:t>
+      </w:r>
+      <w:r>
+        <w:t xml:space="preserve"> </w:t>
+      </w:r>
+      <w:r>
+        <w:t xml:space="preserve">Este SOP está dirigido a mejoradores, agrónomos, personal de bancos de germoplasma, organizaciones no gubernamentales, organizaciones de agricultores, estudiantes e investigadores involucrados en la implementación, coordinación y gestión de ensayos tricot y de experimentación participativa descentralizada.</w:t>
+      </w:r>
+    </w:p>
+    <w:bookmarkEnd w:id="24"/>
+    <w:bookmarkStart w:id="25" w:name="consentimiento-informado"/>
+    <w:p>
+      <w:pPr>
+        <w:pStyle w:val="Heading1"/>
+      </w:pPr>
+      <w:r>
+        <w:t xml:space="preserve">Consentimiento informado</w:t>
+      </w:r>
+    </w:p>
+    <w:p>
+      <w:pPr>
+        <w:pStyle w:val="FirstParagraph"/>
+      </w:pPr>
+      <w:r>
+        <w:t xml:space="preserve">El formulario de consentimiento informado proporciona un marco estandarizado para garantizar que todos los participantes estén adecuadamente informados antes de participar en el experimento y en las encuestas asociadas. Explica el propósito de la recolección de datos, los tipos de información que se recopilarán y cómo podrán utilizarse estos datos, incluyendo fines de investigación y publicación. La participación es completamente voluntaria. Los participantes pueden negarse a responder cualquier pregunta o retirarse del estudio en cualquier momento, sin ninguna consecuencia negativa.</w:t>
+      </w:r>
+    </w:p>
+    <w:p>
+      <w:pPr>
+        <w:pStyle w:val="BodyText"/>
+      </w:pPr>
+      <w:r>
+        <w:t xml:space="preserve">El consentimiento se obtiene antes de la recolección de datos para garantizar la transparencia, las buenas prácticas éticas de investigación y el respeto por los derechos de los participantes. Proporcionar el consentimiento informado es un requisito previo para la inclusión en todas las actividades posteriores del ensayo y las encuestas. Se adjunta a este SOP un modelo de consentimiento informado.</w:t>
+      </w:r>
+    </w:p>
+    <w:bookmarkEnd w:id="25"/>
+    <w:bookmarkStart w:id="29" w:name="diseño-experimental"/>
+    <w:p>
+      <w:pPr>
+        <w:pStyle w:val="Heading1"/>
+      </w:pPr>
+      <w:r>
+        <w:t xml:space="preserve">Diseño experimental</w:t>
+      </w:r>
+    </w:p>
+    <w:p>
+      <w:pPr>
+        <w:pStyle w:val="FirstParagraph"/>
+      </w:pPr>
+      <w:r>
+        <w:t xml:space="preserve">Todas las parcelas están identificadas mediante letras (subparcela A, subparcela B y subparcela C). Las subparcelas deben establecerse en la misma fecha de siembra y seguir las mismas dimensiones y prácticas de manejo. Las tres subparcelas deben ubicarse muy cerca unas de otras para garantizar la exposición a condiciones ambientales y de manejo similares.</w:t>
+      </w:r>
+    </w:p>
+    <w:p>
+      <w:pPr>
+        <w:pStyle w:val="BodyText"/>
+      </w:pPr>
+      <w:r>
+        <w:t xml:space="preserve">Si se dispone de suficiente terreno, se recomienda que los agricultores establezcan una subparcela adicional con su variedad local preferida o más comúnmente cultivada (</w:t>
+      </w:r>
+      <w:r>
+        <w:t xml:space="preserve">“</w:t>
+      </w:r>
+      <w:r>
+        <w:t xml:space="preserve">Local</w:t>
+      </w:r>
+      <w:r>
+        <w:t xml:space="preserve">”</w:t>
+      </w:r>
+      <w:r>
+        <w:t xml:space="preserve">), utilizando la misma fecha de siembra, dimensiones y prácticas de manejo. Aunque la subparcela Local no forma parte del diseño central de tricot, se incluye en la evaluación de final de temporada, donde se solicita a los participantes indicar si la variedad local tuvo un desempeño mejor o peor que las opciones A, B y C.</w:t>
+      </w:r>
+    </w:p>
+    <w:p>
+      <w:pPr>
+        <w:pStyle w:val="BodyText"/>
+      </w:pPr>
+      <w:r>
+        <w:t xml:space="preserve">El tamaño de las subparcelas debe seguir las recomendaciones del Equipo de Gestión del Producto (PMT) y ser apropiado para el cultivo y el sistema agrícola. La información sobre las dimensiones de las subparcelas debe registrarse en los metadatos del ensayo. Para camote, el tamaño recomendado de la subparcela es 4 surcos de 3 m, con 1 m de separación entre surcos, lo que requiere x plantas por subparcela.</w:t>
+      </w:r>
+    </w:p>
+    <w:p>
+      <w:pPr>
+        <w:pStyle w:val="BodyText"/>
       </w:pPr>
       <w:r>
         <w:drawing>
           <wp:inline>
             <wp:extent cx="4754880" cy="2566931"/>
             <wp:effectExtent b="0" l="0" r="0" t="0"/>
-            <wp:docPr descr="" title="" id="25" name="Picture"/>
+            <wp:docPr descr="" title="" id="27" name="Picture"/>
             <a:graphic>
               <a:graphicData uri="http://schemas.openxmlformats.org/drawingml/2006/picture">
                 <pic:pic>
                   <pic:nvPicPr>
-                    <pic:cNvPr descr="../data/img/plot-layout.png" id="26" name="Picture"/>
+                    <pic:cNvPr descr="../data/img/plot-layout.png" id="28" name="Picture"/>
                     <pic:cNvPicPr>
                       <a:picLocks noChangeArrowheads="1" noChangeAspect="1"/>
                     </pic:cNvPicPr>
                   </pic:nvPicPr>
                   <pic:blipFill>
-                    <a:blip r:embed="rId24"/>
+                    <a:blip r:embed="rId26"/>
                     <a:stretch>
                       <a:fillRect/>
                     </a:stretch>
@@ -272,41 +543,133 @@
         </w:drawing>
       </w:r>
     </w:p>
-    <w:bookmarkEnd w:id="27"/>
-    <w:bookmarkStart w:id="28" w:name="section-4"/>
+    <w:bookmarkEnd w:id="29"/>
+    <w:bookmarkStart w:id="30" w:name="materiales-y-equipos"/>
     <w:p>
       <w:pPr>
         <w:pStyle w:val="Heading1"/>
       </w:pPr>
-    </w:p>
-    <w:bookmarkEnd w:id="28"/>
-    <w:bookmarkStart w:id="32" w:name="section-5"/>
-    <w:p>
-      <w:pPr>
-        <w:pStyle w:val="Heading1"/>
-      </w:pPr>
+      <w:r>
+        <w:t xml:space="preserve">Materiales y equipos</w:t>
+      </w:r>
     </w:p>
     <w:p>
       <w:pPr>
         <w:pStyle w:val="FirstParagraph"/>
+      </w:pPr>
+      <w:r>
+        <w:t xml:space="preserve">La recolección de datos en los ensayos tricot puede realizarse mediante encuestas digitales administradas por el personal de campo o mediante tarjetas de observación completadas por los participantes. Dependiendo del enfoque de recolección de datos seleccionado, pueden requerirse los siguientes materiales y equipos.</w:t>
+      </w:r>
+    </w:p>
+    <w:p>
+      <w:pPr>
+        <w:pStyle w:val="BodyText"/>
+      </w:pPr>
+      <w:r>
+        <w:rPr>
+          <w:b/>
+          <w:bCs/>
+        </w:rPr>
+        <w:t xml:space="preserve">Recolección digital de datos (ODK):</w:t>
+      </w:r>
+      <w:r>
+        <w:t xml:space="preserve"> </w:t>
+      </w:r>
+      <w:r>
+        <w:t xml:space="preserve">i) Teléfono inteligente o tableta Android con suficiente capacidad de batería; ii) Aplicación ODK Collect instalada y configurada; iii) Conexión a Internet para descargar y enviar formularios (cuando esté disponible); iv) Batería externa o equipo de carga para el trabajo de campo; v) Listas de participantes y registros de asignación de ensayos.</w:t>
+      </w:r>
+    </w:p>
+    <w:p>
+      <w:pPr>
+        <w:pStyle w:val="BodyText"/>
+      </w:pPr>
+      <w:r>
+        <w:rPr>
+          <w:b/>
+          <w:bCs/>
+        </w:rPr>
+        <w:t xml:space="preserve">Recolección de datos mediante tarjetas de observación:</w:t>
+      </w:r>
+      <w:r>
+        <w:t xml:space="preserve"> </w:t>
+      </w:r>
+      <w:r>
+        <w:t xml:space="preserve">i) Tarjetas de observación impresas; ii) Bolígrafos o lápices para los participantes; iii) Etiquetas de ensayo identificando las opciones A, B y C; iv) Listas de participantes y registros de asignación de ensayos.</w:t>
+      </w:r>
+    </w:p>
+    <w:p>
+      <w:pPr>
+        <w:pStyle w:val="BodyText"/>
+      </w:pPr>
+      <w:r>
+        <w:rPr>
+          <w:b/>
+          <w:bCs/>
+        </w:rPr>
+        <w:t xml:space="preserve">Ingreso y compilación de datos:</w:t>
+      </w:r>
+      <w:r>
+        <w:t xml:space="preserve"> </w:t>
+      </w:r>
+      <w:r>
+        <w:t xml:space="preserve">i) Computadora con acceso a Internet; ii) Acceso a la plataforma ClimMob; iii) Formularios web Enketo para el ingreso directo de datos; o iv) Plantillas Excel de ClimMob para el ingreso de datos fuera de línea y su posterior carga.</w:t>
+      </w:r>
+    </w:p>
+    <w:p>
+      <w:pPr>
+        <w:pStyle w:val="BodyText"/>
+      </w:pPr>
+      <w:r>
+        <w:t xml:space="preserve">Los equipos del proyecto deben seleccionar el método de recolección de datos más adecuado según las condiciones locales, las preferencias de los participantes y los recursos disponibles.</w:t>
+      </w:r>
+    </w:p>
+    <w:bookmarkEnd w:id="30"/>
+    <w:bookmarkStart w:id="34" w:name="X41cf31555836cf9761e549f581f580ff4e631e8"/>
+    <w:p>
+      <w:pPr>
+        <w:pStyle w:val="Heading1"/>
+      </w:pPr>
+      <w:r>
+        <w:t xml:space="preserve">Observación del ensayo y recolección de datos</w:t>
+      </w:r>
+    </w:p>
+    <w:p>
+      <w:pPr>
+        <w:pStyle w:val="FirstParagraph"/>
+      </w:pPr>
+      <w:r>
+        <w:t xml:space="preserve">Los participantes observan las parcelas que les fueron asignadas durante toda la duración del ensayo y registran sus observaciones en momentos predefinidos de recolección de datos (etapas de desarrollo del cultivo). Los datos pueden ser recopilados directamente por técnicos de campo utilizando ODK en dispositivos Android o registrados por los participantes en tarjetas de observación y posteriormente digitalizados en ClimMob mediante formularios Enketo o plantillas Excel. Este SOP define los momentos de observación, los cuales están alineados con las etapas de desarrollo del cultivo y deben comunicarse claramente a los participantes durante la distribución del paquete del ensayo y a lo largo de todo el período de implementación.</w:t>
+      </w:r>
+    </w:p>
+    <w:p>
+      <w:pPr>
+        <w:pStyle w:val="BodyText"/>
+      </w:pPr>
+      <w:r>
+        <w:t xml:space="preserve">Las tarjetas de observación deben contener preguntas comparativas simples que permitan a los participantes identificar la mejor y la peor opción para cada criterio de evaluación. Se debe alentar a los participantes a concentrarse en un criterio a la vez al realizar sus evaluaciones. Se recomienda que los equipos del proyecto proporcionen acompañamiento mediante visitas de campo, llamadas telefónicas u otros canales de comunicación para recordar a los participantes las próximas observaciones, responder preguntas y apoyar una recolección de datos oportuna.</w:t>
+      </w:r>
+    </w:p>
+    <w:p>
+      <w:pPr>
+        <w:pStyle w:val="BodyText"/>
       </w:pPr>
       <w:r>
         <w:drawing>
           <wp:inline>
             <wp:extent cx="3863340" cy="2774493"/>
             <wp:effectExtent b="0" l="0" r="0" t="0"/>
-            <wp:docPr descr="" title="" id="30" name="Picture"/>
+            <wp:docPr descr="" title="" id="32" name="Picture"/>
             <a:graphic>
               <a:graphicData uri="http://schemas.openxmlformats.org/drawingml/2006/picture">
                 <pic:pic>
                   <pic:nvPicPr>
-                    <pic:cNvPr descr="../data/img/observation-card.png" id="31" name="Picture"/>
+                    <pic:cNvPr descr="../data/img/observation-card.png" id="33" name="Picture"/>
                     <pic:cNvPicPr>
                       <a:picLocks noChangeArrowheads="1" noChangeAspect="1"/>
                     </pic:cNvPicPr>
                   </pic:nvPicPr>
                   <pic:blipFill>
-                    <a:blip r:embed="rId29"/>
+                    <a:blip r:embed="rId31"/>
                     <a:stretch>
                       <a:fillRect/>
                     </a:stretch>
@@ -333,28 +696,85 @@
         </w:drawing>
       </w:r>
     </w:p>
-    <w:bookmarkEnd w:id="32"/>
-    <w:bookmarkStart w:id="33" w:name="section-6"/>
+    <w:bookmarkEnd w:id="34"/>
+    <w:bookmarkStart w:id="35" w:name="registro-de-participantes"/>
     <w:p>
       <w:pPr>
         <w:pStyle w:val="Heading1"/>
       </w:pPr>
+      <w:r>
+        <w:t xml:space="preserve">Registro de participantes</w:t>
+      </w:r>
     </w:p>
-    <w:bookmarkEnd w:id="33"/>
-    <w:bookmarkStart w:id="34" w:name="section-7"/>
     <w:p>
       <w:pPr>
+        <w:pStyle w:val="FirstParagraph"/>
+      </w:pPr>
+      <w:r>
+        <w:t xml:space="preserve">El registro de participantes se realiza durante la distribución de los paquetes del ensayo y debe completarse para todos los participantes antes de que pueda llevarse a cabo cualquier actividad posterior de recolección de datos. Los paquetes del ensayo deben distribuirse con suficiente anticipación a la siembra para permitir que los participantes dispongan del tiempo necesario para la preparación del terreno y el establecimiento del ensayo. El propósito del registro es vincular a cada participante con un paquete único del ensayo y recopilar la información mínima necesaria para la gestión del ensayo y el seguimiento de los participantes.</w:t>
+      </w:r>
+    </w:p>
+    <w:p>
+      <w:pPr>
+        <w:pStyle w:val="BodyText"/>
+      </w:pPr>
+      <w:r>
+        <w:t xml:space="preserve">Las actividades de registro deben ser lo más breves y eficientes posible, ya que la distribución de paquetes suele ser una actividad intensa durante la cual el personal del proyecto debe distribuir materiales, explicar los procedimientos del ensayo, responder preguntas y proporcionar orientación para su implementación. La finalización del registro es obligatoria para la inclusión en las actividades posteriores de recolección y análisis de datos. Durante el registro, el personal del proyecto debe explicar los objetivos del ensayo, los procedimientos para el establecimiento de las parcelas, el calendario de observaciones y las responsabilidades de los participantes durante toda la duración del ensayo.</w:t>
+      </w:r>
+    </w:p>
+    <w:bookmarkEnd w:id="35"/>
+    <w:bookmarkStart w:id="36" w:name="encuesta-socioeconómica-de-línea-base"/>
+    <w:p>
+      <w:pPr>
         <w:pStyle w:val="Heading1"/>
       </w:pPr>
+      <w:r>
+        <w:t xml:space="preserve">Encuesta socioeconómica de línea base</w:t>
+      </w:r>
     </w:p>
-    <w:bookmarkEnd w:id="34"/>
-    <w:bookmarkStart w:id="42" w:name="section-8"/>
     <w:p>
       <w:pPr>
+        <w:pStyle w:val="FirstParagraph"/>
+      </w:pPr>
+      <w:r>
+        <w:t xml:space="preserve">La encuesta socioeconómica de línea base recopila información sobre las características de los participantes, la composición del hogar, las actividades agrícolas, las prácticas de manejo del cultivo, los sistemas de semillas, la participación en los mercados y el acceso a servicios agrícolas. El propósito de esta encuesta es identificar factores socioeconómicos asociados con el manejo de variedades y las preferencias de los agricultores, así como apoyar la interpretación de los resultados del ensayo entre diferentes grupos de participantes.</w:t>
+      </w:r>
+    </w:p>
+    <w:p>
+      <w:pPr>
+        <w:pStyle w:val="BodyText"/>
+      </w:pPr>
+      <w:r>
+        <w:t xml:space="preserve">Dado que la encuesta socioeconómica es más amplia que el formulario de registro de participantes, no es necesario aplicarla al mismo tiempo que la distribución de los paquetes del ensayo. La encuesta puede realizarse durante visitas de seguimiento o en cualquier otro momento apropiado durante el período del ensayo. Los equipos del proyecto pueden administrar la encuesta a diferentes grupos de participantes a lo largo de la duración del ensayo, de acuerdo con los recursos disponibles y las limitaciones operativas. Aunque se recomienda que todos los participantes completen la encuesta socioeconómica, los equipos del proyecto pueden priorizar una muestra representativa cuando los recursos sean limitados. Siempre que sea posible, la encuesta debe completarse antes del análisis final de los datos para permitir la integración de la información socioeconómica con las observaciones y evaluaciones de los participantes.</w:t>
+      </w:r>
+    </w:p>
+    <w:bookmarkEnd w:id="36"/>
+    <w:bookmarkStart w:id="44" w:name="componentes-de-la-encuesta"/>
+    <w:p>
+      <w:pPr>
         <w:pStyle w:val="Heading1"/>
       </w:pPr>
+      <w:r>
+        <w:t xml:space="preserve">Componentes de la encuesta</w:t>
+      </w:r>
     </w:p>
-    <w:bookmarkStart w:id="35" w:name="participant-registration-form"/>
+    <w:p>
+      <w:pPr>
+        <w:pStyle w:val="FirstParagraph"/>
+      </w:pPr>
+      <w:r>
+        <w:t xml:space="preserve">El marco de recolección de datos de tricot está compuesto por múltiples componentes de encuesta implementados a lo largo de la duración del ensayo. Estos componentes recopilan información complementaria necesaria para la gestión del ensayo, el seguimiento de los participantes, la caracterización de las condiciones del ensayo y la evaluación del desempeño de las tecnologías. La recolección de datos comienza con el registro de participantes y el consentimiento informado, seguida de observaciones realizadas en las distintas etapas de desarrollo del cultivo. Dependiendo de los objetivos del proyecto y de los recursos disponibles, puede recopilarse información socioeconómica adicional de todos los participantes o de una muestra representativa.</w:t>
+      </w:r>
+    </w:p>
+    <w:p>
+      <w:pPr>
+        <w:pStyle w:val="BodyText"/>
+      </w:pPr>
+      <w:r>
+        <w:t xml:space="preserve">Al final del ensayo, los participantes realizan evaluaciones finales de las tecnologías evaluadas, incluidas las observaciones poscosecha. Las siguientes secciones presentan la lista completa de variables, preguntas y momentos de recolección de datos asociados con este protocolo tricot. Esta encuesta está disponible en ClimMob como una plantilla de proyecto denominada Sweetpotato OFVT Breeding.</w:t>
+      </w:r>
+    </w:p>
+    <w:bookmarkStart w:id="37" w:name="participant-registration-form"/>
     <w:p>
       <w:pPr>
         <w:pStyle w:val="Heading2"/>
@@ -386,19 +806,19 @@
               <w:jc w:val="left"/>
             </w:pPr>
             <w:r>
-              <w:t xml:space="preserve">NA</w:t>
-            </w:r>
-          </w:p>
-        </w:tc>
-        <w:tc>
-          <w:tcPr/>
-          <w:p>
-            <w:pPr>
-              <w:pStyle w:val="Compact"/>
-              <w:jc w:val="left"/>
-            </w:pPr>
-            <w:r>
-              <w:t xml:space="preserve">NA</w:t>
+              <w:t xml:space="preserve">Nombre de la pregunta</w:t>
+            </w:r>
+          </w:p>
+        </w:tc>
+        <w:tc>
+          <w:tcPr/>
+          <w:p>
+            <w:pPr>
+              <w:pStyle w:val="Compact"/>
+              <w:jc w:val="left"/>
+            </w:pPr>
+            <w:r>
+              <w:t xml:space="preserve">Descripción de la pregunta</w:t>
             </w:r>
           </w:p>
         </w:tc>
@@ -664,8 +1084,8 @@
         </w:tc>
       </w:tr>
     </w:tbl>
-    <w:bookmarkEnd w:id="35"/>
-    <w:bookmarkStart w:id="36" w:name="vegetative---establishment"/>
+    <w:bookmarkEnd w:id="37"/>
+    <w:bookmarkStart w:id="38" w:name="vegetative---establishment"/>
     <w:p>
       <w:pPr>
         <w:pStyle w:val="Heading2"/>
@@ -682,8 +1102,8 @@
         <w:tblLook w:firstRow="1" w:lastRow="0" w:firstColumn="0" w:lastColumn="0" w:noHBand="0" w:noVBand="0" w:val="0020"/>
       </w:tblPr>
       <w:tblGrid>
-        <w:gridCol w:w="2282"/>
-        <w:gridCol w:w="5637"/>
+        <w:gridCol w:w="2087"/>
+        <w:gridCol w:w="5832"/>
       </w:tblGrid>
       <w:tr>
         <w:trPr>
@@ -697,19 +1117,19 @@
               <w:jc w:val="left"/>
             </w:pPr>
             <w:r>
-              <w:t xml:space="preserve">NA</w:t>
-            </w:r>
-          </w:p>
-        </w:tc>
-        <w:tc>
-          <w:tcPr/>
-          <w:p>
-            <w:pPr>
-              <w:pStyle w:val="Compact"/>
-              <w:jc w:val="left"/>
-            </w:pPr>
-            <w:r>
-              <w:t xml:space="preserve">NA</w:t>
+              <w:t xml:space="preserve">Nombre de la pregunta</w:t>
+            </w:r>
+          </w:p>
+        </w:tc>
+        <w:tc>
+          <w:tcPr/>
+          <w:p>
+            <w:pPr>
+              <w:pStyle w:val="Compact"/>
+              <w:jc w:val="left"/>
+            </w:pPr>
+            <w:r>
+              <w:t xml:space="preserve">Descripción de la pregunta</w:t>
             </w:r>
           </w:p>
         </w:tc>
@@ -905,52 +1325,52 @@
               <w:jc w:val="left"/>
             </w:pPr>
             <w:r>
-              <w:t xml:space="preserve">Plant establishment</w:t>
-            </w:r>
-          </w:p>
-        </w:tc>
-        <w:tc>
-          <w:tcPr/>
-          <w:p>
-            <w:pPr>
-              <w:pStyle w:val="Compact"/>
-              <w:jc w:val="left"/>
-            </w:pPr>
-            <w:r>
-              <w:t xml:space="preserve">Which option had the first establishment?; Which option had the last establishment?</w:t>
-            </w:r>
-          </w:p>
-        </w:tc>
-      </w:tr>
-      <w:tr>
-        <w:tc>
-          <w:tcPr/>
-          <w:p>
-            <w:pPr>
-              <w:pStyle w:val="Compact"/>
-              <w:jc w:val="left"/>
-            </w:pPr>
-            <w:r>
-              <w:t xml:space="preserve">Virus symptoms</w:t>
-            </w:r>
-          </w:p>
-        </w:tc>
-        <w:tc>
-          <w:tcPr/>
-          <w:p>
-            <w:pPr>
-              <w:pStyle w:val="Compact"/>
-              <w:jc w:val="left"/>
-            </w:pPr>
-            <w:r>
-              <w:t xml:space="preserve">Which variety shows fewer virus symptoms?; Which variety shows more virus symptoms?</w:t>
+              <w:t xml:space="preserve">Establecimiento de las plantas</w:t>
+            </w:r>
+          </w:p>
+        </w:tc>
+        <w:tc>
+          <w:tcPr/>
+          <w:p>
+            <w:pPr>
+              <w:pStyle w:val="Compact"/>
+              <w:jc w:val="left"/>
+            </w:pPr>
+            <w:r>
+              <w:t xml:space="preserve">¿Qué variedad se estableció primero?; ¿Qué variedad se estableció por último?</w:t>
+            </w:r>
+          </w:p>
+        </w:tc>
+      </w:tr>
+      <w:tr>
+        <w:tc>
+          <w:tcPr/>
+          <w:p>
+            <w:pPr>
+              <w:pStyle w:val="Compact"/>
+              <w:jc w:val="left"/>
+            </w:pPr>
+            <w:r>
+              <w:t xml:space="preserve">Síntomas de virus</w:t>
+            </w:r>
+          </w:p>
+        </w:tc>
+        <w:tc>
+          <w:tcPr/>
+          <w:p>
+            <w:pPr>
+              <w:pStyle w:val="Compact"/>
+              <w:jc w:val="left"/>
+            </w:pPr>
+            <w:r>
+              <w:t xml:space="preserve">¿Qué variedad presenta menos síntomas de virus?; ¿Qué variedad presenta más síntomas de virus?</w:t>
             </w:r>
           </w:p>
         </w:tc>
       </w:tr>
     </w:tbl>
-    <w:bookmarkEnd w:id="36"/>
-    <w:bookmarkStart w:id="37" w:name="vegetative---drought-and-heat-tolerance"/>
+    <w:bookmarkEnd w:id="38"/>
+    <w:bookmarkStart w:id="39" w:name="vegetative---drought-and-heat-tolerance"/>
     <w:p>
       <w:pPr>
         <w:pStyle w:val="Heading2"/>
@@ -982,19 +1402,19 @@
               <w:jc w:val="left"/>
             </w:pPr>
             <w:r>
-              <w:t xml:space="preserve">NA</w:t>
-            </w:r>
-          </w:p>
-        </w:tc>
-        <w:tc>
-          <w:tcPr/>
-          <w:p>
-            <w:pPr>
-              <w:pStyle w:val="Compact"/>
-              <w:jc w:val="left"/>
-            </w:pPr>
-            <w:r>
-              <w:t xml:space="preserve">NA</w:t>
+              <w:t xml:space="preserve">Nombre de la pregunta</w:t>
+            </w:r>
+          </w:p>
+        </w:tc>
+        <w:tc>
+          <w:tcPr/>
+          <w:p>
+            <w:pPr>
+              <w:pStyle w:val="Compact"/>
+              <w:jc w:val="left"/>
+            </w:pPr>
+            <w:r>
+              <w:t xml:space="preserve">Descripción de la pregunta</w:t>
             </w:r>
           </w:p>
         </w:tc>
@@ -1078,8 +1498,8 @@
         </w:tc>
       </w:tr>
     </w:tbl>
-    <w:bookmarkEnd w:id="37"/>
-    <w:bookmarkStart w:id="38" w:name="harvest---technician-assessment"/>
+    <w:bookmarkEnd w:id="39"/>
+    <w:bookmarkStart w:id="40" w:name="harvest---technician-assessment"/>
     <w:p>
       <w:pPr>
         <w:pStyle w:val="Heading2"/>
@@ -1111,19 +1531,19 @@
               <w:jc w:val="left"/>
             </w:pPr>
             <w:r>
-              <w:t xml:space="preserve">NA</w:t>
-            </w:r>
-          </w:p>
-        </w:tc>
-        <w:tc>
-          <w:tcPr/>
-          <w:p>
-            <w:pPr>
-              <w:pStyle w:val="Compact"/>
-              <w:jc w:val="left"/>
-            </w:pPr>
-            <w:r>
-              <w:t xml:space="preserve">NA</w:t>
+              <w:t xml:space="preserve">Nombre de la pregunta</w:t>
+            </w:r>
+          </w:p>
+        </w:tc>
+        <w:tc>
+          <w:tcPr/>
+          <w:p>
+            <w:pPr>
+              <w:pStyle w:val="Compact"/>
+              <w:jc w:val="left"/>
+            </w:pPr>
+            <w:r>
+              <w:t xml:space="preserve">Descripción de la pregunta</w:t>
             </w:r>
           </w:p>
         </w:tc>
@@ -1337,8 +1757,8 @@
         </w:tc>
       </w:tr>
     </w:tbl>
-    <w:bookmarkEnd w:id="38"/>
-    <w:bookmarkStart w:id="39" w:name="harvest---farmer-assessment"/>
+    <w:bookmarkEnd w:id="40"/>
+    <w:bookmarkStart w:id="41" w:name="harvest---farmer-assessment"/>
     <w:p>
       <w:pPr>
         <w:pStyle w:val="Heading2"/>
@@ -1370,19 +1790,19 @@
               <w:jc w:val="left"/>
             </w:pPr>
             <w:r>
-              <w:t xml:space="preserve">NA</w:t>
-            </w:r>
-          </w:p>
-        </w:tc>
-        <w:tc>
-          <w:tcPr/>
-          <w:p>
-            <w:pPr>
-              <w:pStyle w:val="Compact"/>
-              <w:jc w:val="left"/>
-            </w:pPr>
-            <w:r>
-              <w:t xml:space="preserve">NA</w:t>
+              <w:t xml:space="preserve">Nombre de la pregunta</w:t>
+            </w:r>
+          </w:p>
+        </w:tc>
+        <w:tc>
+          <w:tcPr/>
+          <w:p>
+            <w:pPr>
+              <w:pStyle w:val="Compact"/>
+              <w:jc w:val="left"/>
+            </w:pPr>
+            <w:r>
+              <w:t xml:space="preserve">Descripción de la pregunta</w:t>
             </w:r>
           </w:p>
         </w:tc>
@@ -1700,8 +2120,8 @@
         </w:tc>
       </w:tr>
     </w:tbl>
-    <w:bookmarkEnd w:id="39"/>
-    <w:bookmarkStart w:id="40" w:name="post-harvest---food-product-evaluation"/>
+    <w:bookmarkEnd w:id="41"/>
+    <w:bookmarkStart w:id="42" w:name="post-harvest---food-product-evaluation"/>
     <w:p>
       <w:pPr>
         <w:pStyle w:val="Heading2"/>
@@ -1733,19 +2153,19 @@
               <w:jc w:val="left"/>
             </w:pPr>
             <w:r>
-              <w:t xml:space="preserve">NA</w:t>
-            </w:r>
-          </w:p>
-        </w:tc>
-        <w:tc>
-          <w:tcPr/>
-          <w:p>
-            <w:pPr>
-              <w:pStyle w:val="Compact"/>
-              <w:jc w:val="left"/>
-            </w:pPr>
-            <w:r>
-              <w:t xml:space="preserve">NA</w:t>
+              <w:t xml:space="preserve">Nombre de la pregunta</w:t>
+            </w:r>
+          </w:p>
+        </w:tc>
+        <w:tc>
+          <w:tcPr/>
+          <w:p>
+            <w:pPr>
+              <w:pStyle w:val="Compact"/>
+              <w:jc w:val="left"/>
+            </w:pPr>
+            <w:r>
+              <w:t xml:space="preserve">Descripción de la pregunta</w:t>
             </w:r>
           </w:p>
         </w:tc>
@@ -1907,8 +2327,8 @@
         </w:tc>
       </w:tr>
     </w:tbl>
-    <w:bookmarkEnd w:id="40"/>
-    <w:bookmarkStart w:id="41" w:name="socio-economic-baseline"/>
+    <w:bookmarkEnd w:id="42"/>
+    <w:bookmarkStart w:id="43" w:name="socio-economic-baseline"/>
     <w:p>
       <w:pPr>
         <w:pStyle w:val="Heading2"/>
@@ -1940,19 +2360,19 @@
               <w:jc w:val="left"/>
             </w:pPr>
             <w:r>
-              <w:t xml:space="preserve">NA</w:t>
-            </w:r>
-          </w:p>
-        </w:tc>
-        <w:tc>
-          <w:tcPr/>
-          <w:p>
-            <w:pPr>
-              <w:pStyle w:val="Compact"/>
-              <w:jc w:val="left"/>
-            </w:pPr>
-            <w:r>
-              <w:t xml:space="preserve">NA</w:t>
+              <w:t xml:space="preserve">Nombre de la pregunta</w:t>
+            </w:r>
+          </w:p>
+        </w:tc>
+        <w:tc>
+          <w:tcPr/>
+          <w:p>
+            <w:pPr>
+              <w:pStyle w:val="Compact"/>
+              <w:jc w:val="left"/>
+            </w:pPr>
+            <w:r>
+              <w:t xml:space="preserve">Descripción de la pregunta</w:t>
             </w:r>
           </w:p>
         </w:tc>
@@ -2616,19 +3036,19 @@
               <w:jc w:val="left"/>
             </w:pPr>
             <w:r>
-              <w:t xml:space="preserve">Storage</w:t>
-            </w:r>
-          </w:p>
-        </w:tc>
-        <w:tc>
-          <w:tcPr/>
-          <w:p>
-            <w:pPr>
-              <w:pStyle w:val="Compact"/>
-              <w:jc w:val="left"/>
-            </w:pPr>
-            <w:r>
-              <w:t xml:space="preserve">Do you store for a long time before consumption?</w:t>
+              <w:t xml:space="preserve">Almacenamiento</w:t>
+            </w:r>
+          </w:p>
+        </w:tc>
+        <w:tc>
+          <w:tcPr/>
+          <w:p>
+            <w:pPr>
+              <w:pStyle w:val="Compact"/>
+              <w:jc w:val="left"/>
+            </w:pPr>
+            <w:r>
+              <w:t xml:space="preserve">¿Almacena tu cosecha del {cultivo tricot} durante un período prolongado antes de su consumo?</w:t>
             </w:r>
           </w:p>
         </w:tc>
@@ -2654,111 +3074,111 @@
               <w:jc w:val="left"/>
             </w:pPr>
             <w:r>
-              <w:t xml:space="preserve">¿Qué tipo de almacenamiento usó para los granos?</w:t>
-            </w:r>
-          </w:p>
-        </w:tc>
-      </w:tr>
-      <w:tr>
-        <w:tc>
-          <w:tcPr/>
-          <w:p>
-            <w:pPr>
-              <w:pStyle w:val="Compact"/>
-              <w:jc w:val="left"/>
-            </w:pPr>
-            <w:r>
-              <w:t xml:space="preserve">Storage duration days</w:t>
-            </w:r>
-          </w:p>
-        </w:tc>
-        <w:tc>
-          <w:tcPr/>
-          <w:p>
-            <w:pPr>
-              <w:pStyle w:val="Compact"/>
-              <w:jc w:val="left"/>
-            </w:pPr>
-            <w:r>
-              <w:t xml:space="preserve">If Yes, what is the longest storage duration you usually keep the harvest?</w:t>
-            </w:r>
-          </w:p>
-        </w:tc>
-      </w:tr>
-      <w:tr>
-        <w:tc>
-          <w:tcPr/>
-          <w:p>
-            <w:pPr>
-              <w:pStyle w:val="Compact"/>
-              <w:jc w:val="left"/>
-            </w:pPr>
-            <w:r>
-              <w:t xml:space="preserve">Handling surplus</w:t>
-            </w:r>
-          </w:p>
-        </w:tc>
-        <w:tc>
-          <w:tcPr/>
-          <w:p>
-            <w:pPr>
-              <w:pStyle w:val="Compact"/>
-              <w:jc w:val="left"/>
-            </w:pPr>
-            <w:r>
-              <w:t xml:space="preserve">How do you handle the surplus of your harvest (more than you can eat immediately)?</w:t>
-            </w:r>
-          </w:p>
-        </w:tc>
-      </w:tr>
-      <w:tr>
-        <w:tc>
-          <w:tcPr/>
-          <w:p>
-            <w:pPr>
-              <w:pStyle w:val="Compact"/>
-              <w:jc w:val="left"/>
-            </w:pPr>
-            <w:r>
-              <w:t xml:space="preserve">Crop purchase</w:t>
-            </w:r>
-          </w:p>
-        </w:tc>
-        <w:tc>
-          <w:tcPr/>
-          <w:p>
-            <w:pPr>
-              <w:pStyle w:val="Compact"/>
-              <w:jc w:val="left"/>
-            </w:pPr>
-            <w:r>
-              <w:t xml:space="preserve">Besides producing in your farm, do you also purchase the crop you tested in your trial from the market?</w:t>
-            </w:r>
-          </w:p>
-        </w:tc>
-      </w:tr>
-      <w:tr>
-        <w:tc>
-          <w:tcPr/>
-          <w:p>
-            <w:pPr>
-              <w:pStyle w:val="Compact"/>
-              <w:jc w:val="left"/>
-            </w:pPr>
-            <w:r>
-              <w:t xml:space="preserve">Purchase criteria</w:t>
-            </w:r>
-          </w:p>
-        </w:tc>
-        <w:tc>
-          <w:tcPr/>
-          <w:p>
-            <w:pPr>
-              <w:pStyle w:val="Compact"/>
-              <w:jc w:val="left"/>
-            </w:pPr>
-            <w:r>
-              <w:t xml:space="preserve">If Yes, based on what criteria do you use choose to buy? (Tick all that apply)</w:t>
+              <w:t xml:space="preserve">¿Qué tipo de almacenamiento usted utiliza?</w:t>
+            </w:r>
+          </w:p>
+        </w:tc>
+      </w:tr>
+      <w:tr>
+        <w:tc>
+          <w:tcPr/>
+          <w:p>
+            <w:pPr>
+              <w:pStyle w:val="Compact"/>
+              <w:jc w:val="left"/>
+            </w:pPr>
+            <w:r>
+              <w:t xml:space="preserve">Duración del almacenamiento</w:t>
+            </w:r>
+          </w:p>
+        </w:tc>
+        <w:tc>
+          <w:tcPr/>
+          <w:p>
+            <w:pPr>
+              <w:pStyle w:val="Compact"/>
+              <w:jc w:val="left"/>
+            </w:pPr>
+            <w:r>
+              <w:t xml:space="preserve">Si la respuesta es sí, ¿cuál es el período máximo de almacenamiento que suele mantener la cosecha?</w:t>
+            </w:r>
+          </w:p>
+        </w:tc>
+      </w:tr>
+      <w:tr>
+        <w:tc>
+          <w:tcPr/>
+          <w:p>
+            <w:pPr>
+              <w:pStyle w:val="Compact"/>
+              <w:jc w:val="left"/>
+            </w:pPr>
+            <w:r>
+              <w:t xml:space="preserve">Gestión del excedente</w:t>
+            </w:r>
+          </w:p>
+        </w:tc>
+        <w:tc>
+          <w:tcPr/>
+          <w:p>
+            <w:pPr>
+              <w:pStyle w:val="Compact"/>
+              <w:jc w:val="left"/>
+            </w:pPr>
+            <w:r>
+              <w:t xml:space="preserve">¿Cómo gestiona el excedente de su cosecha (más de lo que puede consumir de inmediato)?</w:t>
+            </w:r>
+          </w:p>
+        </w:tc>
+      </w:tr>
+      <w:tr>
+        <w:tc>
+          <w:tcPr/>
+          <w:p>
+            <w:pPr>
+              <w:pStyle w:val="Compact"/>
+              <w:jc w:val="left"/>
+            </w:pPr>
+            <w:r>
+              <w:t xml:space="preserve">Compra</w:t>
+            </w:r>
+          </w:p>
+        </w:tc>
+        <w:tc>
+          <w:tcPr/>
+          <w:p>
+            <w:pPr>
+              <w:pStyle w:val="Compact"/>
+              <w:jc w:val="left"/>
+            </w:pPr>
+            <w:r>
+              <w:t xml:space="preserve">Además de producir en su finca, ¿compra también en el mercado {su cultivo tricot}?</w:t>
+            </w:r>
+          </w:p>
+        </w:tc>
+      </w:tr>
+      <w:tr>
+        <w:tc>
+          <w:tcPr/>
+          <w:p>
+            <w:pPr>
+              <w:pStyle w:val="Compact"/>
+              <w:jc w:val="left"/>
+            </w:pPr>
+            <w:r>
+              <w:t xml:space="preserve">Criterios de compra</w:t>
+            </w:r>
+          </w:p>
+        </w:tc>
+        <w:tc>
+          <w:tcPr/>
+          <w:p>
+            <w:pPr>
+              <w:pStyle w:val="Compact"/>
+              <w:jc w:val="left"/>
+            </w:pPr>
+            <w:r>
+              <w:t xml:space="preserve">Si la respuesta es sí, ¿en qué criterios se basa para comprar? (Marque todas las opciones que correspondan)</w:t>
             </w:r>
           </w:p>
         </w:tc>
@@ -2847,23 +3267,35 @@
         <w:br w:type="page"/>
       </w:r>
     </w:p>
-    <w:bookmarkEnd w:id="41"/>
-    <w:bookmarkEnd w:id="42"/>
-    <w:bookmarkStart w:id="49" w:name="section-9"/>
+    <w:bookmarkEnd w:id="43"/>
+    <w:bookmarkEnd w:id="44"/>
+    <w:bookmarkStart w:id="51" w:name="otros-recursos-y-sops"/>
     <w:p>
       <w:pPr>
         <w:pStyle w:val="Heading1"/>
       </w:pPr>
+      <w:r>
+        <w:t xml:space="preserve">Otros recursos y SOPs</w:t>
+      </w:r>
+    </w:p>
+    <w:p>
+      <w:pPr>
+        <w:pStyle w:val="FirstParagraph"/>
+      </w:pPr>
+      <w:r>
+        <w:t xml:space="preserve">La siguiente tabla proporciona orientación adicional y SOPs que pueden apoyar la planificación, implementación, documentación y análisis de ensayos tricot.</w:t>
+      </w:r>
     </w:p>
     <w:tbl>
       <w:tblPr>
         <w:tblStyle w:val="Table"/>
-        <w:tblW w:type="auto" w:w="0"/>
+        <w:tblW w:type="pct" w:w="5000"/>
+        <w:tblLayout w:type="fixed"/>
         <w:tblLook w:firstRow="1" w:lastRow="0" w:firstColumn="0" w:lastColumn="0" w:noHBand="0" w:noVBand="0" w:val="0020"/>
       </w:tblPr>
       <w:tblGrid>
-        <w:gridCol w:w="3960"/>
-        <w:gridCol w:w="3960"/>
+        <w:gridCol w:w="4290"/>
+        <w:gridCol w:w="3630"/>
       </w:tblGrid>
       <w:tr>
         <w:trPr>
@@ -2877,44 +3309,44 @@
               <w:jc w:val="left"/>
             </w:pPr>
             <w:r>
-              <w:t xml:space="preserve">NA</w:t>
-            </w:r>
-          </w:p>
-        </w:tc>
-        <w:tc>
-          <w:tcPr/>
-          <w:p>
-            <w:pPr>
-              <w:pStyle w:val="Compact"/>
-              <w:jc w:val="left"/>
-            </w:pPr>
-            <w:r>
-              <w:t xml:space="preserve">NA</w:t>
-            </w:r>
-          </w:p>
-        </w:tc>
-      </w:tr>
-      <w:tr>
-        <w:tc>
-          <w:tcPr/>
-          <w:p>
-            <w:pPr>
-              <w:pStyle w:val="Compact"/>
-              <w:jc w:val="left"/>
-            </w:pPr>
-            <w:r>
-              <w:t xml:space="preserve">NA</w:t>
-            </w:r>
-          </w:p>
-        </w:tc>
-        <w:tc>
-          <w:tcPr/>
-          <w:p>
-            <w:pPr>
-              <w:pStyle w:val="Compact"/>
-              <w:jc w:val="left"/>
-            </w:pPr>
-            <w:hyperlink r:id="rId43">
+              <w:t xml:space="preserve">Recurso</w:t>
+            </w:r>
+          </w:p>
+        </w:tc>
+        <w:tc>
+          <w:tcPr/>
+          <w:p>
+            <w:pPr>
+              <w:pStyle w:val="Compact"/>
+              <w:jc w:val="left"/>
+            </w:pPr>
+            <w:r>
+              <w:t xml:space="preserve">Enlace</w:t>
+            </w:r>
+          </w:p>
+        </w:tc>
+      </w:tr>
+      <w:tr>
+        <w:tc>
+          <w:tcPr/>
+          <w:p>
+            <w:pPr>
+              <w:pStyle w:val="Compact"/>
+              <w:jc w:val="left"/>
+            </w:pPr>
+            <w:r>
+              <w:t xml:space="preserve">Lista de verificación para la implementación de un ensayo tricot</w:t>
+            </w:r>
+          </w:p>
+        </w:tc>
+        <w:tc>
+          <w:tcPr/>
+          <w:p>
+            <w:pPr>
+              <w:pStyle w:val="Compact"/>
+              <w:jc w:val="left"/>
+            </w:pPr>
+            <w:hyperlink r:id="rId45">
               <w:r>
                 <w:rPr>
                   <w:rStyle w:val="Hyperlink"/>
@@ -2934,18 +3366,18 @@
               <w:jc w:val="left"/>
             </w:pPr>
             <w:r>
-              <w:t xml:space="preserve">NA</w:t>
-            </w:r>
-          </w:p>
-        </w:tc>
-        <w:tc>
-          <w:tcPr/>
-          <w:p>
-            <w:pPr>
-              <w:pStyle w:val="Compact"/>
-              <w:jc w:val="left"/>
-            </w:pPr>
-            <w:hyperlink r:id="rId44">
+              <w:t xml:space="preserve">Presupuesto para un ensayo tricot</w:t>
+            </w:r>
+          </w:p>
+        </w:tc>
+        <w:tc>
+          <w:tcPr/>
+          <w:p>
+            <w:pPr>
+              <w:pStyle w:val="Compact"/>
+              <w:jc w:val="left"/>
+            </w:pPr>
+            <w:hyperlink r:id="rId46">
               <w:r>
                 <w:rPr>
                   <w:rStyle w:val="Hyperlink"/>
@@ -2965,18 +3397,18 @@
               <w:jc w:val="left"/>
             </w:pPr>
             <w:r>
-              <w:t xml:space="preserve">NA</w:t>
-            </w:r>
-          </w:p>
-        </w:tc>
-        <w:tc>
-          <w:tcPr/>
-          <w:p>
-            <w:pPr>
-              <w:pStyle w:val="Compact"/>
-              <w:jc w:val="left"/>
-            </w:pPr>
-            <w:hyperlink r:id="rId45">
+              <w:t xml:space="preserve">Selección de participantes</w:t>
+            </w:r>
+          </w:p>
+        </w:tc>
+        <w:tc>
+          <w:tcPr/>
+          <w:p>
+            <w:pPr>
+              <w:pStyle w:val="Compact"/>
+              <w:jc w:val="left"/>
+            </w:pPr>
+            <w:hyperlink r:id="rId47">
               <w:r>
                 <w:rPr>
                   <w:rStyle w:val="Hyperlink"/>
@@ -2996,18 +3428,18 @@
               <w:jc w:val="left"/>
             </w:pPr>
             <w:r>
-              <w:t xml:space="preserve">NA</w:t>
-            </w:r>
-          </w:p>
-        </w:tc>
-        <w:tc>
-          <w:tcPr/>
-          <w:p>
-            <w:pPr>
-              <w:pStyle w:val="Compact"/>
-              <w:jc w:val="left"/>
-            </w:pPr>
-            <w:hyperlink r:id="rId46">
+              <w:t xml:space="preserve">Selección de sitios de evaluación</w:t>
+            </w:r>
+          </w:p>
+        </w:tc>
+        <w:tc>
+          <w:tcPr/>
+          <w:p>
+            <w:pPr>
+              <w:pStyle w:val="Compact"/>
+              <w:jc w:val="left"/>
+            </w:pPr>
+            <w:hyperlink r:id="rId48">
               <w:r>
                 <w:rPr>
                   <w:rStyle w:val="Hyperlink"/>
@@ -3027,7 +3459,7 @@
               <w:jc w:val="left"/>
             </w:pPr>
             <w:r>
-              <w:t xml:space="preserve">NA</w:t>
+              <w:t xml:space="preserve">Selección de genotipos</w:t>
             </w:r>
           </w:p>
         </w:tc>
@@ -3053,7 +3485,7 @@
               <w:jc w:val="left"/>
             </w:pPr>
             <w:r>
-              <w:t xml:space="preserve">NA</w:t>
+              <w:t xml:space="preserve">Multiplicación de semillas</w:t>
             </w:r>
           </w:p>
         </w:tc>
@@ -3079,18 +3511,18 @@
               <w:jc w:val="left"/>
             </w:pPr>
             <w:r>
-              <w:t xml:space="preserve">NA</w:t>
-            </w:r>
-          </w:p>
-        </w:tc>
-        <w:tc>
-          <w:tcPr/>
-          <w:p>
-            <w:pPr>
-              <w:pStyle w:val="Compact"/>
-              <w:jc w:val="left"/>
-            </w:pPr>
-            <w:hyperlink r:id="rId47">
+              <w:t xml:space="preserve">Documentación de metadatos para su ensayo</w:t>
+            </w:r>
+          </w:p>
+        </w:tc>
+        <w:tc>
+          <w:tcPr/>
+          <w:p>
+            <w:pPr>
+              <w:pStyle w:val="Compact"/>
+              <w:jc w:val="left"/>
+            </w:pPr>
+            <w:hyperlink r:id="rId49">
               <w:r>
                 <w:rPr>
                   <w:rStyle w:val="Hyperlink"/>
@@ -3110,18 +3542,18 @@
               <w:jc w:val="left"/>
             </w:pPr>
             <w:r>
-              <w:t xml:space="preserve">NA</w:t>
-            </w:r>
-          </w:p>
-        </w:tc>
-        <w:tc>
-          <w:tcPr/>
-          <w:p>
-            <w:pPr>
-              <w:pStyle w:val="Compact"/>
-              <w:jc w:val="left"/>
-            </w:pPr>
-            <w:hyperlink r:id="rId48">
+              <w:t xml:space="preserve">Análisis de datos</w:t>
+            </w:r>
+          </w:p>
+        </w:tc>
+        <w:tc>
+          <w:tcPr/>
+          <w:p>
+            <w:pPr>
+              <w:pStyle w:val="Compact"/>
+              <w:jc w:val="left"/>
+            </w:pPr>
+            <w:hyperlink r:id="rId50">
               <w:r>
                 <w:rPr>
                   <w:rStyle w:val="Hyperlink"/>
@@ -3141,7 +3573,7 @@
               <w:jc w:val="left"/>
             </w:pPr>
             <w:r>
-              <w:t xml:space="preserve">NA</w:t>
+              <w:t xml:space="preserve">Estimación del rendimiento</w:t>
             </w:r>
           </w:p>
         </w:tc>
@@ -3159,7 +3591,7 @@
         </w:tc>
       </w:tr>
     </w:tbl>
-    <w:bookmarkEnd w:id="49"/>
+    <w:bookmarkEnd w:id="51"/>
     <w:sectPr>
       <w:headerReference r:id="rId9" w:type="default"/>
       <w:footerReference r:id="rId11" w:type="even"/>

--- a/docs/sweetpotato/sweetpotato-sop-es.docx
+++ b/docs/sweetpotato/sweetpotato-sop-es.docx
@@ -151,7 +151,7 @@
         <w:t xml:space="preserve"> </w:t>
       </w:r>
       <w:r>
-        <w:t xml:space="preserve">v2026-06-03</w:t>
+        <w:t xml:space="preserve">v2026-06-04</w:t>
       </w:r>
     </w:p>
     <w:p>
@@ -287,7 +287,7 @@
         <w:t xml:space="preserve"> </w:t>
       </w:r>
       <w:r>
-        <w:t xml:space="preserve">EN, PT, FR, SW</w:t>
+        <w:t xml:space="preserve">EN, PT, FR, SWH</w:t>
       </w:r>
     </w:p>
     <w:p>
@@ -493,7 +493,7 @@
         <w:pStyle w:val="BodyText"/>
       </w:pPr>
       <w:r>
-        <w:t xml:space="preserve">El tamaño de las subparcelas debe seguir las recomendaciones del Equipo de Gestión del Producto (PMT) y ser apropiado para el cultivo y el sistema agrícola. La información sobre las dimensiones de las subparcelas debe registrarse en los metadatos del ensayo. Para camote, el tamaño recomendado de la subparcela es 4 surcos de 3 m, con 1 m de separación entre surcos, lo que requiere x plantas por subparcela.</w:t>
+        <w:t xml:space="preserve">El tamaño de las subparcelas debe seguir las recomendaciones del Equipo de Gestión del Producto (PMT) y ser apropiado para el cultivo y el sistema agrícola. La información sobre las dimensiones de las subparcelas debe registrarse en los metadatos del ensayo. Para camote, el tamaño recomendado de la subparcela es 4 surcos de 3 m, con 1 m de separación entre surcos, lo que requiere 40 plantas por subparcela.</w:t>
       </w:r>
     </w:p>
     <w:p>
